--- a/testakten/bgb-at-altfraenkische-werkstatt/17_kandidatenloesung_balduin_3punkte.docx
+++ b/testakten/bgb-at-altfraenkische-werkstatt/17_kandidatenloesung_balduin_3punkte.docx
@@ -29,7 +29,7 @@
         <w:jc w:val="left"/>
       </w:pPr>
       <w:r>
-        <w:t>Balduin bearbeitet die Akte unter Zeitdruck nach 83 Minuten. Er liest nur Mandatsnotiz, Auktionsemail und Mahnschreiben. Die Minderjährigennotiz, die Vollmacht und die spätere Anfechtungserklärung übersieht er.</w:t>
+        <w:t>Balduin bearbeitet die Akte unter Zeitdruck nach 83 Minuten. Er liest nur das Inserat, die Auktionsemail und das Mahnschreiben. Die Minderjährigennotiz, die Vollmacht und die spätere Anfechtungserklärung übersieht er.</w:t>
       </w:r>
     </w:p>
     <w:p>
